--- a/Documents explicatifs des dispositifs/Dispositif7_Les_ecrits_CM1(2).docx
+++ b/Documents explicatifs des dispositifs/Dispositif7_Les_ecrits_CM1(2).docx
@@ -376,6 +376,205 @@
       </w:pPr>
       <w:r>
         <w:t xml:space="preserve">Critères de bascule d'un écrit de travail vers un écrit long à formaliser, pour éviter que tout écrit de travail finisse corrigé comme une production aboutie.</w:t>
+      </w:r>
+    </w:p>
+    <w:p>
+      <w:pPr>
+        <w:pStyle w:val="Heading1"/>
+      </w:pPr>
+      <w:r>
+        <w:t xml:space="preserve">En CM2</w:t>
+      </w:r>
+    </w:p>
+    <w:p>
+      <w:pPr>
+        <w:pStyle w:val="BodyText"/>
+      </w:pPr>
+      <w:r>
+        <w:t xml:space="preserve">Les deux régimes d’écrit (écrits de travail, écrits longs) restent les mêmes. Le programme 2025 (CM2) précise :</w:t>
+      </w:r>
+    </w:p>
+    <w:tbl>
+      <w:tblPr>
+        <w:tblW w:type="dxa" w:w="9600"/>
+        <w:tblBorders>
+          <w:top w:val="single" w:color="auto" w:sz="4"/>
+          <w:left w:val="single" w:color="auto" w:sz="4"/>
+          <w:bottom w:val="single" w:color="auto" w:sz="4"/>
+          <w:right w:val="single" w:color="auto" w:sz="4"/>
+          <w:insideH w:val="single" w:color="auto" w:sz="4"/>
+          <w:insideV w:val="single" w:color="auto" w:sz="4"/>
+        </w:tblBorders>
+        <w:tblCellMar>
+          <w:left w:w="80" w:type="dxa"/>
+          <w:right w:w="80" w:type="dxa"/>
+        </w:tblCellMar>
+      </w:tblPr>
+      <w:tblGrid>
+        <w:gridCol w:w="5745"/>
+        <w:gridCol w:w="3854"/>
+      </w:tblGrid>
+      <w:tr>
+        <w:trPr>
+          <w:tblHeader/>
+        </w:trPr>
+        <w:tc>
+          <w:tcPr>
+            <w:tcW w:type="dxa" w:w="5745"/>
+            <w:shd w:fill="D9E2F3" w:val="clear"/>
+          </w:tcPr>
+          <w:p>
+            <w:pPr>
+              <w:spacing w:before="20" w:after="20"/>
+            </w:pPr>
+            <w:r>
+              <w:rPr>
+                <w:b/>
+                <w:bCs/>
+              </w:rPr>
+              <w:t xml:space="preserve">Programme CM2</w:t>
+            </w:r>
+          </w:p>
+        </w:tc>
+        <w:tc>
+          <w:tcPr>
+            <w:tcW w:type="dxa" w:w="3854"/>
+            <w:shd w:fill="D9E2F3" w:val="clear"/>
+          </w:tcPr>
+          <w:p>
+            <w:pPr>
+              <w:spacing w:before="20" w:after="20"/>
+            </w:pPr>
+            <w:r>
+              <w:rPr>
+                <w:b/>
+                <w:bCs/>
+              </w:rPr>
+              <w:t xml:space="preserve">Où dans ce dispositif</w:t>
+            </w:r>
+          </w:p>
+        </w:tc>
+      </w:tr>
+      <w:tr>
+        <w:tc>
+          <w:tcPr>
+            <w:tcW w:type="dxa" w:w="5745"/>
+          </w:tcPr>
+          <w:p>
+            <w:pPr>
+              <w:spacing w:before="20" w:after="20"/>
+            </w:pPr>
+            <w:r>
+              <w:t xml:space="preserve">Écrire pour comparer deux documents ; écrits réflexifs courts pour expliquer un point de vue intégrant plusieurs documents</w:t>
+            </w:r>
+          </w:p>
+        </w:tc>
+        <w:tc>
+          <w:tcPr>
+            <w:tcW w:type="dxa" w:w="3854"/>
+          </w:tcPr>
+          <w:p>
+            <w:pPr>
+              <w:spacing w:before="20" w:after="20"/>
+            </w:pPr>
+            <w:r>
+              <w:t xml:space="preserve">Écrits de travail (§2.1), en histoire, géographie, sciences, EMC</w:t>
+            </w:r>
+          </w:p>
+        </w:tc>
+      </w:tr>
+      <w:tr>
+        <w:tc>
+          <w:tcPr>
+            <w:tcW w:type="dxa" w:w="5745"/>
+          </w:tcPr>
+          <w:p>
+            <w:pPr>
+              <w:spacing w:before="20" w:after="20"/>
+            </w:pPr>
+            <w:r>
+              <w:t xml:space="preserve">Reformuler l’essentiel d’une leçon, y compris de manière schématique</w:t>
+            </w:r>
+          </w:p>
+        </w:tc>
+        <w:tc>
+          <w:tcPr>
+            <w:tcW w:type="dxa" w:w="3854"/>
+          </w:tcPr>
+          <w:p>
+            <w:pPr>
+              <w:spacing w:before="20" w:after="20"/>
+            </w:pPr>
+            <w:r>
+              <w:t xml:space="preserve">Écrits de travail ; trace écrite en carte mentale</w:t>
+            </w:r>
+          </w:p>
+        </w:tc>
+      </w:tr>
+      <w:tr>
+        <w:tc>
+          <w:tcPr>
+            <w:tcW w:type="dxa" w:w="5745"/>
+          </w:tcPr>
+          <w:p>
+            <w:pPr>
+              <w:spacing w:before="20" w:after="20"/>
+            </w:pPr>
+            <w:r>
+              <w:t xml:space="preserve">Décrire, dialoguer ; nuancer un avis, imaginer une suite avec dialogue ou description</w:t>
+            </w:r>
+          </w:p>
+        </w:tc>
+        <w:tc>
+          <w:tcPr>
+            <w:tcW w:type="dxa" w:w="3854"/>
+          </w:tcPr>
+          <w:p>
+            <w:pPr>
+              <w:spacing w:before="20" w:after="20"/>
+            </w:pPr>
+            <w:r>
+              <w:t xml:space="preserve">Écrits longs (Dispositif 7a) et écrits courts (Dispositif 7b)</w:t>
+            </w:r>
+          </w:p>
+        </w:tc>
+      </w:tr>
+      <w:tr>
+        <w:tc>
+          <w:tcPr>
+            <w:tcW w:type="dxa" w:w="5745"/>
+          </w:tcPr>
+          <w:p>
+            <w:pPr>
+              <w:spacing w:before="20" w:after="20"/>
+            </w:pPr>
+            <w:r>
+              <w:t xml:space="preserve">Autonomie dans le respect des codes de l’écrit ; cohérence textuelle ; brouillon ; amélioration du texte</w:t>
+            </w:r>
+          </w:p>
+        </w:tc>
+        <w:tc>
+          <w:tcPr>
+            <w:tcW w:type="dxa" w:w="3854"/>
+          </w:tcPr>
+          <w:p>
+            <w:pPr>
+              <w:spacing w:before="20" w:after="20"/>
+            </w:pPr>
+            <w:r>
+              <w:t xml:space="preserve">Écrits longs (Dispositif 7a, démarche en dix étapes)</w:t>
+            </w:r>
+          </w:p>
+        </w:tc>
+      </w:tr>
+    </w:tbl>
+    <w:p/>
+    <w:p>
+      <w:pPr>
+        <w:pStyle w:val="BodyText"/>
+      </w:pPr>
+      <w:r>
+        <w:t xml:space="preserve">La norme attendue reste ciblée sur les ceintures déjà validées par l’élève : pour un CM2, ce sont les ceintures CM2 (avec leur ajout).</w:t>
       </w:r>
     </w:p>
     <w:sectPr>

--- a/Documents explicatifs des dispositifs/Dispositif7_Les_ecrits_CM1(2).docx
+++ b/Documents explicatifs des dispositifs/Dispositif7_Les_ecrits_CM1(2).docx
@@ -577,6 +577,95 @@
         <w:t xml:space="preserve">La norme attendue reste ciblée sur les ceintures déjà validées par l’élève : pour un CM2, ce sont les ceintures CM2 (avec leur ajout).</w:t>
       </w:r>
     </w:p>
+    <w:p>
+      <w:pPr>
+        <w:pStyle w:val="Heading1"/>
+      </w:pPr>
+      <w:r>
+        <w:t xml:space="preserve">En CE2</w:t>
+      </w:r>
+    </w:p>
+    <w:p>
+      <w:pPr>
+        <w:pStyle w:val="BodyText"/>
+      </w:pPr>
+      <w:r>
+        <w:t xml:space="preserve">Les deux régimes d’écrit restent les mêmes. Le programme du cycle 2 (CE2) attend en fin d’année :</w:t>
+      </w:r>
+    </w:p>
+    <w:p>
+      <w:pPr>
+        <w:pStyle w:val="BodyText"/>
+        <w:numPr>
+          <w:ilvl w:val="0"/>
+          <w:numId w:val="1"/>
+        </w:numPr>
+        <w:spacing w:after="60"/>
+      </w:pPr>
+      <w:r>
+        <w:t xml:space="preserve">écrire un texte d’une dizaine de lignes, de différents types et dans différents enseignements, en respectant la syntaxe et les règles étudiées ;</w:t>
+      </w:r>
+    </w:p>
+    <w:p>
+      <w:pPr>
+        <w:pStyle w:val="BodyText"/>
+        <w:numPr>
+          <w:ilvl w:val="0"/>
+          <w:numId w:val="1"/>
+        </w:numPr>
+        <w:spacing w:after="60"/>
+      </w:pPr>
+      <w:r>
+        <w:t xml:space="preserve">rédiger quelques phrases qui entraînent les automatismes de grammaire et d’orthographe ;</w:t>
+      </w:r>
+    </w:p>
+    <w:p>
+      <w:pPr>
+        <w:pStyle w:val="BodyText"/>
+        <w:numPr>
+          <w:ilvl w:val="0"/>
+          <w:numId w:val="1"/>
+        </w:numPr>
+        <w:spacing w:after="60"/>
+      </w:pPr>
+      <w:r>
+        <w:t xml:space="preserve">utiliser un brouillon, des connecteurs temporels et logiques ; écrire des dialogues, des récits, des poèmes, des questions et des réponses ;</w:t>
+      </w:r>
+    </w:p>
+    <w:p>
+      <w:pPr>
+        <w:pStyle w:val="BodyText"/>
+        <w:numPr>
+          <w:ilvl w:val="0"/>
+          <w:numId w:val="1"/>
+        </w:numPr>
+        <w:spacing w:after="60"/>
+      </w:pPr>
+      <w:r>
+        <w:t xml:space="preserve">relire son texte méthodiquement, repérer les groupes nominaux et verbaux pour corriger les accords ;</w:t>
+      </w:r>
+    </w:p>
+    <w:p>
+      <w:pPr>
+        <w:pStyle w:val="BodyText"/>
+        <w:numPr>
+          <w:ilvl w:val="0"/>
+          <w:numId w:val="1"/>
+        </w:numPr>
+        <w:spacing w:after="60"/>
+      </w:pPr>
+      <w:r>
+        <w:t xml:space="preserve">copier une dizaine de lignes sans erreur.</w:t>
+      </w:r>
+    </w:p>
+    <w:p>
+      <w:pPr>
+        <w:pStyle w:val="BodyText"/>
+      </w:pPr>
+      <w:r>
+        <w:t xml:space="preserve">La norme attendue reste ciblée sur les ceintures déjà validées par l’élève : pour un CE2, ce sont les ceintures CE2.</w:t>
+      </w:r>
+    </w:p>
     <w:sectPr>
       <w:pgSz w:w="11906" w:h="16838" w:orient="portrait"/>
       <w:pgMar w:top="1440" w:right="1440" w:bottom="1440" w:left="1440" w:header="708" w:footer="708" w:gutter="0"/>
